--- a/tillsyn/A 40214-2025 tillsynsbegäran.docx
+++ b/tillsyn/A 40214-2025 tillsynsbegäran.docx
@@ -445,7 +445,7 @@
     <w:r>
       <w:tab/>
       <w:tab/>
-      <w:t>2025-08-26</w:t>
+      <w:t>2025-08-30</w:t>
       <w:br/>
       <w:br/>
     </w:r>

--- a/tillsyn/A 40214-2025 tillsynsbegäran.docx
+++ b/tillsyn/A 40214-2025 tillsynsbegäran.docx
@@ -445,7 +445,7 @@
     <w:r>
       <w:tab/>
       <w:tab/>
-      <w:t>2025-08-30</w:t>
+      <w:t>2025-08-31</w:t>
       <w:br/>
       <w:br/>
     </w:r>

--- a/tillsyn/A 40214-2025 tillsynsbegäran.docx
+++ b/tillsyn/A 40214-2025 tillsynsbegäran.docx
@@ -445,7 +445,7 @@
     <w:r>
       <w:tab/>
       <w:tab/>
-      <w:t>2025-08-31</w:t>
+      <w:t>2025-09-01</w:t>
       <w:br/>
       <w:br/>
     </w:r>

--- a/tillsyn/A 40214-2025 tillsynsbegäran.docx
+++ b/tillsyn/A 40214-2025 tillsynsbegäran.docx
@@ -445,7 +445,7 @@
     <w:r>
       <w:tab/>
       <w:tab/>
-      <w:t>2025-09-01</w:t>
+      <w:t>2025-09-04</w:t>
       <w:br/>
       <w:br/>
     </w:r>

--- a/tillsyn/A 40214-2025 tillsynsbegäran.docx
+++ b/tillsyn/A 40214-2025 tillsynsbegäran.docx
@@ -445,7 +445,7 @@
     <w:r>
       <w:tab/>
       <w:tab/>
-      <w:t>2025-09-04</w:t>
+      <w:t>2025-09-05</w:t>
       <w:br/>
       <w:br/>
     </w:r>

--- a/tillsyn/A 40214-2025 tillsynsbegäran.docx
+++ b/tillsyn/A 40214-2025 tillsynsbegäran.docx
@@ -445,7 +445,7 @@
     <w:r>
       <w:tab/>
       <w:tab/>
-      <w:t>2025-09-05</w:t>
+      <w:t>2025-09-07</w:t>
       <w:br/>
       <w:br/>
     </w:r>

--- a/tillsyn/A 40214-2025 tillsynsbegäran.docx
+++ b/tillsyn/A 40214-2025 tillsynsbegäran.docx
@@ -445,7 +445,7 @@
     <w:r>
       <w:tab/>
       <w:tab/>
-      <w:t>2025-09-07</w:t>
+      <w:t>2025-09-08</w:t>
       <w:br/>
       <w:br/>
     </w:r>

--- a/tillsyn/A 40214-2025 tillsynsbegäran.docx
+++ b/tillsyn/A 40214-2025 tillsynsbegäran.docx
@@ -445,7 +445,7 @@
     <w:r>
       <w:tab/>
       <w:tab/>
-      <w:t>2025-09-08</w:t>
+      <w:t>2025-09-10</w:t>
       <w:br/>
       <w:br/>
     </w:r>

--- a/tillsyn/A 40214-2025 tillsynsbegäran.docx
+++ b/tillsyn/A 40214-2025 tillsynsbegäran.docx
@@ -445,7 +445,7 @@
     <w:r>
       <w:tab/>
       <w:tab/>
-      <w:t>2025-09-10</w:t>
+      <w:t>2025-09-11</w:t>
       <w:br/>
       <w:br/>
     </w:r>

--- a/tillsyn/A 40214-2025 tillsynsbegäran.docx
+++ b/tillsyn/A 40214-2025 tillsynsbegäran.docx
@@ -445,7 +445,7 @@
     <w:r>
       <w:tab/>
       <w:tab/>
-      <w:t>2025-09-11</w:t>
+      <w:t>2025-09-12</w:t>
       <w:br/>
       <w:br/>
     </w:r>

--- a/tillsyn/A 40214-2025 tillsynsbegäran.docx
+++ b/tillsyn/A 40214-2025 tillsynsbegäran.docx
@@ -445,7 +445,7 @@
     <w:r>
       <w:tab/>
       <w:tab/>
-      <w:t>2025-09-12</w:t>
+      <w:t>2025-09-13</w:t>
       <w:br/>
       <w:br/>
     </w:r>

--- a/tillsyn/A 40214-2025 tillsynsbegäran.docx
+++ b/tillsyn/A 40214-2025 tillsynsbegäran.docx
@@ -445,7 +445,7 @@
     <w:r>
       <w:tab/>
       <w:tab/>
-      <w:t>2025-09-13</w:t>
+      <w:t>2025-09-14</w:t>
       <w:br/>
       <w:br/>
     </w:r>

--- a/tillsyn/A 40214-2025 tillsynsbegäran.docx
+++ b/tillsyn/A 40214-2025 tillsynsbegäran.docx
@@ -46,7 +46,25 @@
         <w:t>Knärot (VU, §8)</w:t>
       </w:r>
       <w:r>
-        <w:t xml:space="preserve"> är rödlistad som sårbar och fridlyst enligt 8§ artskyddsförordningen. En nyligen genomförd analys av 79 floraväktarlokaler indikerar att det behövs någonstans mellan 100 och 150 meters skyddszon för att en knärotspopulation inte ska dö ut på lång sikt (Sebestyén &amp; Sundberg, 2025). Detta ligger väl i linje med tidigare genomförda studier som visar att det krävs väl tilltagna buffertzoner för att knäroten inte ska ta skada av skogsbruksåtgärder i intilliggande skog (Johnson, 2014; Koelmeijer m.fl., 2022; Skogsstyrelsen, 2022). Arten är även känslig för gallring vilket framgår av Skogsstyrelsens egen vägledning för hänsyn till knärot (Skogsstyrelsen, 2022). För rika förekomster av knärot är reservatsbildning eller biotopskydd lämpliga åtgärder för att skydda den (SLU Artdatabanken, 2024).</w:t>
+        <w:t xml:space="preserve"> är rödlistad som sårbar och fridlyst enligt 8§ artskyddsförordningen. En nyligen genomförd analys av 79 floraväktarlokaler indikerar att det behövs någonstans mellan 100 och 150 meters skyddszon för att en knärotspopulation inte ska dö ut på lång sikt (Sebestyén &amp; Sundberg, 2025). Detta ligger väl i linje med tidigare genomförda studier som visar att det krävs väl tilltagna buffertzoner för att knäroten inte ska ta skada av skogsbruksåtgärder i intilliggande skog (Johnson, 2014; Koelmeijer m.fl., 2022; Skogsstyrelsen, 2022). Arten är även känslig för gallring vilket framgår av Skogsstyrelsens egen vägledning för hänsyn till knärot (Skogsstyrelsen, 2022). För rika förekomster av knärot är reservatsbildning eller biotopskydd lämpliga åtgärder för att skydda den. På knärot kan den sällsynta rostsvampen </w:t>
+      </w:r>
+      <w:r>
+        <w:rPr>
+          <w:i/>
+        </w:rPr>
+        <w:t>Pucciniastrum goodyerae</w:t>
+      </w:r>
+      <w:r>
+        <w:t xml:space="preserve"> påträffas. </w:t>
+      </w:r>
+      <w:r>
+        <w:rPr>
+          <w:i/>
+        </w:rPr>
+        <w:t>Pucciniastrum goodyerae</w:t>
+      </w:r>
+      <w:r>
+        <w:t xml:space="preserve"> är klassad som NE (ej bedömd) i rödlistan(SLU Artdatabanken, 2024).</w:t>
       </w:r>
     </w:p>
     <w:p>
@@ -445,7 +463,7 @@
     <w:r>
       <w:tab/>
       <w:tab/>
-      <w:t>2025-09-14</w:t>
+      <w:t>2025-09-15</w:t>
       <w:br/>
       <w:br/>
     </w:r>

--- a/tillsyn/A 40214-2025 tillsynsbegäran.docx
+++ b/tillsyn/A 40214-2025 tillsynsbegäran.docx
@@ -463,7 +463,7 @@
     <w:r>
       <w:tab/>
       <w:tab/>
-      <w:t>2025-09-15</w:t>
+      <w:t>2025-09-16</w:t>
       <w:br/>
       <w:br/>
     </w:r>

--- a/tillsyn/A 40214-2025 tillsynsbegäran.docx
+++ b/tillsyn/A 40214-2025 tillsynsbegäran.docx
@@ -463,7 +463,7 @@
     <w:r>
       <w:tab/>
       <w:tab/>
-      <w:t>2025-09-16</w:t>
+      <w:t>2025-09-17</w:t>
       <w:br/>
       <w:br/>
     </w:r>

--- a/tillsyn/A 40214-2025 tillsynsbegäran.docx
+++ b/tillsyn/A 40214-2025 tillsynsbegäran.docx
@@ -463,7 +463,7 @@
     <w:r>
       <w:tab/>
       <w:tab/>
-      <w:t>2025-09-17</w:t>
+      <w:t>2025-09-18</w:t>
       <w:br/>
       <w:br/>
     </w:r>

--- a/tillsyn/A 40214-2025 tillsynsbegäran.docx
+++ b/tillsyn/A 40214-2025 tillsynsbegäran.docx
@@ -463,7 +463,7 @@
     <w:r>
       <w:tab/>
       <w:tab/>
-      <w:t>2025-09-18</w:t>
+      <w:t>2025-09-22</w:t>
       <w:br/>
       <w:br/>
     </w:r>

--- a/tillsyn/A 40214-2025 tillsynsbegäran.docx
+++ b/tillsyn/A 40214-2025 tillsynsbegäran.docx
@@ -463,7 +463,7 @@
     <w:r>
       <w:tab/>
       <w:tab/>
-      <w:t>2025-09-22</w:t>
+      <w:t>2025-09-23</w:t>
       <w:br/>
       <w:br/>
     </w:r>

--- a/tillsyn/A 40214-2025 tillsynsbegäran.docx
+++ b/tillsyn/A 40214-2025 tillsynsbegäran.docx
@@ -463,7 +463,7 @@
     <w:r>
       <w:tab/>
       <w:tab/>
-      <w:t>2025-09-23</w:t>
+      <w:t>2025-09-24</w:t>
       <w:br/>
       <w:br/>
     </w:r>

--- a/tillsyn/A 40214-2025 tillsynsbegäran.docx
+++ b/tillsyn/A 40214-2025 tillsynsbegäran.docx
@@ -463,7 +463,7 @@
     <w:r>
       <w:tab/>
       <w:tab/>
-      <w:t>2025-09-24</w:t>
+      <w:t>2025-09-25</w:t>
       <w:br/>
       <w:br/>
     </w:r>

--- a/tillsyn/A 40214-2025 tillsynsbegäran.docx
+++ b/tillsyn/A 40214-2025 tillsynsbegäran.docx
@@ -463,7 +463,7 @@
     <w:r>
       <w:tab/>
       <w:tab/>
-      <w:t>2025-09-25</w:t>
+      <w:t>2025-09-26</w:t>
       <w:br/>
       <w:br/>
     </w:r>

--- a/tillsyn/A 40214-2025 tillsynsbegäran.docx
+++ b/tillsyn/A 40214-2025 tillsynsbegäran.docx
@@ -463,7 +463,7 @@
     <w:r>
       <w:tab/>
       <w:tab/>
-      <w:t>2025-09-26</w:t>
+      <w:t>2025-09-27</w:t>
       <w:br/>
       <w:br/>
     </w:r>

--- a/tillsyn/A 40214-2025 tillsynsbegäran.docx
+++ b/tillsyn/A 40214-2025 tillsynsbegäran.docx
@@ -463,7 +463,7 @@
     <w:r>
       <w:tab/>
       <w:tab/>
-      <w:t>2025-09-27</w:t>
+      <w:t>2025-09-28</w:t>
       <w:br/>
       <w:br/>
     </w:r>

--- a/tillsyn/A 40214-2025 tillsynsbegäran.docx
+++ b/tillsyn/A 40214-2025 tillsynsbegäran.docx
@@ -463,7 +463,7 @@
     <w:r>
       <w:tab/>
       <w:tab/>
-      <w:t>2025-09-28</w:t>
+      <w:t>2025-09-29</w:t>
       <w:br/>
       <w:br/>
     </w:r>

--- a/tillsyn/A 40214-2025 tillsynsbegäran.docx
+++ b/tillsyn/A 40214-2025 tillsynsbegäran.docx
@@ -463,7 +463,7 @@
     <w:r>
       <w:tab/>
       <w:tab/>
-      <w:t>2025-09-29</w:t>
+      <w:t>2025-09-30</w:t>
       <w:br/>
       <w:br/>
     </w:r>

--- a/tillsyn/A 40214-2025 tillsynsbegäran.docx
+++ b/tillsyn/A 40214-2025 tillsynsbegäran.docx
@@ -463,7 +463,7 @@
     <w:r>
       <w:tab/>
       <w:tab/>
-      <w:t>2025-09-30</w:t>
+      <w:t>2025-10-01</w:t>
       <w:br/>
       <w:br/>
     </w:r>

--- a/tillsyn/A 40214-2025 tillsynsbegäran.docx
+++ b/tillsyn/A 40214-2025 tillsynsbegäran.docx
@@ -463,7 +463,7 @@
     <w:r>
       <w:tab/>
       <w:tab/>
-      <w:t>2025-10-01</w:t>
+      <w:t>2025-10-02</w:t>
       <w:br/>
       <w:br/>
     </w:r>

--- a/tillsyn/A 40214-2025 tillsynsbegäran.docx
+++ b/tillsyn/A 40214-2025 tillsynsbegäran.docx
@@ -463,7 +463,7 @@
     <w:r>
       <w:tab/>
       <w:tab/>
-      <w:t>2025-10-02</w:t>
+      <w:t>2025-10-03</w:t>
       <w:br/>
       <w:br/>
     </w:r>

--- a/tillsyn/A 40214-2025 tillsynsbegäran.docx
+++ b/tillsyn/A 40214-2025 tillsynsbegäran.docx
@@ -463,7 +463,7 @@
     <w:r>
       <w:tab/>
       <w:tab/>
-      <w:t>2025-10-03</w:t>
+      <w:t>2025-10-04</w:t>
       <w:br/>
       <w:br/>
     </w:r>

--- a/tillsyn/A 40214-2025 tillsynsbegäran.docx
+++ b/tillsyn/A 40214-2025 tillsynsbegäran.docx
@@ -463,7 +463,7 @@
     <w:r>
       <w:tab/>
       <w:tab/>
-      <w:t>2025-10-04</w:t>
+      <w:t>2025-10-05</w:t>
       <w:br/>
       <w:br/>
     </w:r>

--- a/tillsyn/A 40214-2025 tillsynsbegäran.docx
+++ b/tillsyn/A 40214-2025 tillsynsbegäran.docx
@@ -463,7 +463,7 @@
     <w:r>
       <w:tab/>
       <w:tab/>
-      <w:t>2025-10-05</w:t>
+      <w:t>2025-10-06</w:t>
       <w:br/>
       <w:br/>
     </w:r>

--- a/tillsyn/A 40214-2025 tillsynsbegäran.docx
+++ b/tillsyn/A 40214-2025 tillsynsbegäran.docx
@@ -463,7 +463,7 @@
     <w:r>
       <w:tab/>
       <w:tab/>
-      <w:t>2025-10-06</w:t>
+      <w:t>2025-10-07</w:t>
       <w:br/>
       <w:br/>
     </w:r>

--- a/tillsyn/A 40214-2025 tillsynsbegäran.docx
+++ b/tillsyn/A 40214-2025 tillsynsbegäran.docx
@@ -463,7 +463,7 @@
     <w:r>
       <w:tab/>
       <w:tab/>
-      <w:t>2025-10-07</w:t>
+      <w:t>2025-10-08</w:t>
       <w:br/>
       <w:br/>
     </w:r>

--- a/tillsyn/A 40214-2025 tillsynsbegäran.docx
+++ b/tillsyn/A 40214-2025 tillsynsbegäran.docx
@@ -463,7 +463,7 @@
     <w:r>
       <w:tab/>
       <w:tab/>
-      <w:t>2025-10-08</w:t>
+      <w:t>2025-10-09</w:t>
       <w:br/>
       <w:br/>
     </w:r>

--- a/tillsyn/A 40214-2025 tillsynsbegäran.docx
+++ b/tillsyn/A 40214-2025 tillsynsbegäran.docx
@@ -463,7 +463,7 @@
     <w:r>
       <w:tab/>
       <w:tab/>
-      <w:t>2025-10-09</w:t>
+      <w:t>2025-10-10</w:t>
       <w:br/>
       <w:br/>
     </w:r>

--- a/tillsyn/A 40214-2025 tillsynsbegäran.docx
+++ b/tillsyn/A 40214-2025 tillsynsbegäran.docx
@@ -463,7 +463,7 @@
     <w:r>
       <w:tab/>
       <w:tab/>
-      <w:t>2025-10-10</w:t>
+      <w:t>2025-10-11</w:t>
       <w:br/>
       <w:br/>
     </w:r>

--- a/tillsyn/A 40214-2025 tillsynsbegäran.docx
+++ b/tillsyn/A 40214-2025 tillsynsbegäran.docx
@@ -463,7 +463,7 @@
     <w:r>
       <w:tab/>
       <w:tab/>
-      <w:t>2025-10-16</w:t>
+      <w:t>2025-10-17</w:t>
       <w:br/>
       <w:br/>
     </w:r>

--- a/tillsyn/A 40214-2025 tillsynsbegäran.docx
+++ b/tillsyn/A 40214-2025 tillsynsbegäran.docx
@@ -463,7 +463,7 @@
     <w:r>
       <w:tab/>
       <w:tab/>
-      <w:t>2025-10-17</w:t>
+      <w:t>2025-10-18</w:t>
       <w:br/>
       <w:br/>
     </w:r>

--- a/tillsyn/A 40214-2025 tillsynsbegäran.docx
+++ b/tillsyn/A 40214-2025 tillsynsbegäran.docx
@@ -463,7 +463,7 @@
     <w:r>
       <w:tab/>
       <w:tab/>
-      <w:t>2025-10-18</w:t>
+      <w:t>2025-10-19</w:t>
       <w:br/>
       <w:br/>
     </w:r>

--- a/tillsyn/A 40214-2025 tillsynsbegäran.docx
+++ b/tillsyn/A 40214-2025 tillsynsbegäran.docx
@@ -463,7 +463,7 @@
     <w:r>
       <w:tab/>
       <w:tab/>
-      <w:t>2025-10-19</w:t>
+      <w:t>2025-10-20</w:t>
       <w:br/>
       <w:br/>
     </w:r>

--- a/tillsyn/A 40214-2025 tillsynsbegäran.docx
+++ b/tillsyn/A 40214-2025 tillsynsbegäran.docx
@@ -463,7 +463,7 @@
     <w:r>
       <w:tab/>
       <w:tab/>
-      <w:t>2025-10-20</w:t>
+      <w:t>2025-10-21</w:t>
       <w:br/>
       <w:br/>
     </w:r>

--- a/tillsyn/A 40214-2025 tillsynsbegäran.docx
+++ b/tillsyn/A 40214-2025 tillsynsbegäran.docx
@@ -64,7 +64,7 @@
         <w:t>Pucciniastrum goodyerae</w:t>
       </w:r>
       <w:r>
-        <w:t xml:space="preserve"> är klassad som NE (ej bedömd) i rödlistan(SLU Artdatabanken, 2024).</w:t>
+        <w:t xml:space="preserve"> är klassad som NE (ej bedömd) i rödlistan (SLU Artdatabanken, 2024).</w:t>
       </w:r>
     </w:p>
     <w:p>
@@ -463,7 +463,7 @@
     <w:r>
       <w:tab/>
       <w:tab/>
-      <w:t>2025-10-21</w:t>
+      <w:t>2025-10-22</w:t>
       <w:br/>
       <w:br/>
     </w:r>

--- a/tillsyn/A 40214-2025 tillsynsbegäran.docx
+++ b/tillsyn/A 40214-2025 tillsynsbegäran.docx
@@ -463,7 +463,7 @@
     <w:r>
       <w:tab/>
       <w:tab/>
-      <w:t>2025-10-22</w:t>
+      <w:t>2025-10-23</w:t>
       <w:br/>
       <w:br/>
     </w:r>

--- a/tillsyn/A 40214-2025 tillsynsbegäran.docx
+++ b/tillsyn/A 40214-2025 tillsynsbegäran.docx
@@ -463,7 +463,7 @@
     <w:r>
       <w:tab/>
       <w:tab/>
-      <w:t>2025-10-23</w:t>
+      <w:t>2025-10-24</w:t>
       <w:br/>
       <w:br/>
     </w:r>

--- a/tillsyn/A 40214-2025 tillsynsbegäran.docx
+++ b/tillsyn/A 40214-2025 tillsynsbegäran.docx
@@ -463,7 +463,7 @@
     <w:r>
       <w:tab/>
       <w:tab/>
-      <w:t>2025-10-24</w:t>
+      <w:t>2025-10-25</w:t>
       <w:br/>
       <w:br/>
     </w:r>

--- a/tillsyn/A 40214-2025 tillsynsbegäran.docx
+++ b/tillsyn/A 40214-2025 tillsynsbegäran.docx
@@ -463,7 +463,7 @@
     <w:r>
       <w:tab/>
       <w:tab/>
-      <w:t>2025-10-25</w:t>
+      <w:t>2025-10-26</w:t>
       <w:br/>
       <w:br/>
     </w:r>

--- a/tillsyn/A 40214-2025 tillsynsbegäran.docx
+++ b/tillsyn/A 40214-2025 tillsynsbegäran.docx
@@ -463,7 +463,7 @@
     <w:r>
       <w:tab/>
       <w:tab/>
-      <w:t>2025-10-26</w:t>
+      <w:t>2025-10-27</w:t>
       <w:br/>
       <w:br/>
     </w:r>

--- a/tillsyn/A 40214-2025 tillsynsbegäran.docx
+++ b/tillsyn/A 40214-2025 tillsynsbegäran.docx
@@ -463,7 +463,7 @@
     <w:r>
       <w:tab/>
       <w:tab/>
-      <w:t>2025-10-27</w:t>
+      <w:t>2025-10-28</w:t>
       <w:br/>
       <w:br/>
     </w:r>

--- a/tillsyn/A 40214-2025 tillsynsbegäran.docx
+++ b/tillsyn/A 40214-2025 tillsynsbegäran.docx
@@ -463,7 +463,7 @@
     <w:r>
       <w:tab/>
       <w:tab/>
-      <w:t>2025-10-28</w:t>
+      <w:t>2025-10-29</w:t>
       <w:br/>
       <w:br/>
     </w:r>

--- a/tillsyn/A 40214-2025 tillsynsbegäran.docx
+++ b/tillsyn/A 40214-2025 tillsynsbegäran.docx
@@ -463,7 +463,7 @@
     <w:r>
       <w:tab/>
       <w:tab/>
-      <w:t>2025-10-29</w:t>
+      <w:t>2025-10-30</w:t>
       <w:br/>
       <w:br/>
     </w:r>

--- a/tillsyn/A 40214-2025 tillsynsbegäran.docx
+++ b/tillsyn/A 40214-2025 tillsynsbegäran.docx
@@ -463,7 +463,7 @@
     <w:r>
       <w:tab/>
       <w:tab/>
-      <w:t>2025-10-30</w:t>
+      <w:t>2025-10-31</w:t>
       <w:br/>
       <w:br/>
     </w:r>

--- a/tillsyn/A 40214-2025 tillsynsbegäran.docx
+++ b/tillsyn/A 40214-2025 tillsynsbegäran.docx
@@ -463,7 +463,7 @@
     <w:r>
       <w:tab/>
       <w:tab/>
-      <w:t>2025-10-31</w:t>
+      <w:t>2025-11-01</w:t>
       <w:br/>
       <w:br/>
     </w:r>

--- a/tillsyn/A 40214-2025 tillsynsbegäran.docx
+++ b/tillsyn/A 40214-2025 tillsynsbegäran.docx
@@ -463,7 +463,7 @@
     <w:r>
       <w:tab/>
       <w:tab/>
-      <w:t>2025-11-01</w:t>
+      <w:t>2025-11-02</w:t>
       <w:br/>
       <w:br/>
     </w:r>

--- a/tillsyn/A 40214-2025 tillsynsbegäran.docx
+++ b/tillsyn/A 40214-2025 tillsynsbegäran.docx
@@ -463,7 +463,7 @@
     <w:r>
       <w:tab/>
       <w:tab/>
-      <w:t>2025-11-02</w:t>
+      <w:t>2025-11-03</w:t>
       <w:br/>
       <w:br/>
     </w:r>

--- a/tillsyn/A 40214-2025 tillsynsbegäran.docx
+++ b/tillsyn/A 40214-2025 tillsynsbegäran.docx
@@ -463,7 +463,7 @@
     <w:r>
       <w:tab/>
       <w:tab/>
-      <w:t>2025-11-03</w:t>
+      <w:t>2025-11-04</w:t>
       <w:br/>
       <w:br/>
     </w:r>

--- a/tillsyn/A 40214-2025 tillsynsbegäran.docx
+++ b/tillsyn/A 40214-2025 tillsynsbegäran.docx
@@ -22,7 +22,72 @@
     </w:p>
     <w:p>
       <w:r>
-        <w:t>Nedan beskrivs fynd av fridlysta arter som gjorts i det avverkningsanmälda området. I BILAGA 1 finns artfakta om fridlysta arter.</w:t>
+        <w:t>Nedan beskrivs fynd av naturvårdsarter och fridlysta arter som gjorts i det avverkningsanmälda området. I BILAGA 1 finns artfakta om fridlysta arter.</w:t>
+      </w:r>
+    </w:p>
+    <w:p>
+      <w:pPr>
+        <w:pStyle w:val="Heading1"/>
+      </w:pPr>
+      <w:r>
+        <w:t>Naturvårdsarter</w:t>
+      </w:r>
+    </w:p>
+    <w:p>
+      <w:r>
+        <w:t>I avverkningsanmälan har följande 1 naturvårdsarter hittats: plattlummer (S, §9). Arter som är signalarter enligt Skogsstyrelsen har markerats med (S). För fridlysta arter anges även paragrafen i Artskyddsförordningen som arten är fridlyst enligt.</w:t>
+      </w:r>
+    </w:p>
+    <w:p>
+      <w:r>
+        <w:t>De påträffade naturvårdsarterna är ett tydligt kvitto på att detta rör sig om en skog med höga naturvärden. I Figur 1 visas en karta över det avverkningsanmälda området, där samtliga fyndplatser för naturvårdsarter som finns registrerade på Artportalen har markerats.</w:t>
+      </w:r>
+    </w:p>
+    <w:p>
+      <w:pPr>
+        <w:pStyle w:val="Caption"/>
+      </w:pPr>
+      <w:r>
+        <w:drawing>
+          <wp:inline xmlns:a="http://schemas.openxmlformats.org/drawingml/2006/main" xmlns:pic="http://schemas.openxmlformats.org/drawingml/2006/picture">
+            <wp:extent cx="5486400" cy="4339502"/>
+            <wp:docPr id="1" name="Picture 1"/>
+            <wp:cNvGraphicFramePr>
+              <a:graphicFrameLocks noChangeAspect="1"/>
+            </wp:cNvGraphicFramePr>
+            <a:graphic>
+              <a:graphicData uri="http://schemas.openxmlformats.org/drawingml/2006/picture">
+                <pic:pic>
+                  <pic:nvPicPr>
+                    <pic:cNvPr id="0" name="A 40214-2025 karta.png"/>
+                    <pic:cNvPicPr/>
+                  </pic:nvPicPr>
+                  <pic:blipFill>
+                    <a:blip r:embed="rId16"/>
+                    <a:stretch>
+                      <a:fillRect/>
+                    </a:stretch>
+                  </pic:blipFill>
+                  <pic:spPr>
+                    <a:xfrm>
+                      <a:off x="0" y="0"/>
+                      <a:ext cx="5486400" cy="4339502"/>
+                    </a:xfrm>
+                    <a:prstGeom prst="rect"/>
+                  </pic:spPr>
+                </pic:pic>
+              </a:graphicData>
+            </a:graphic>
+          </wp:inline>
+        </w:drawing>
+      </w:r>
+    </w:p>
+    <w:p>
+      <w:pPr>
+        <w:pStyle w:val="Caption"/>
+      </w:pPr>
+      <w:r>
+        <w:t>Figur 1. Fyndplatser för naturvårdsarter i det avverkningsanmälda området (röd linje). Markörer utan svart kant är placerade på fyndplatsen. Markörer med svart kant är placerade vid sidan av fyndplatsen och har ett svart streck som visar fyndplatsens exakta position. Kartans mittpunktskoordinat är N 6841603, E 483660 i SWEREF 99 TM.</w:t>
       </w:r>
     </w:p>
     <w:p>
@@ -35,7 +100,7 @@
     </w:p>
     <w:p>
       <w:r>
-        <w:t>Följande fridlysta arter har sina livsmiljöer och växtplatser i den avverkningsanmälda skogen: .</w:t>
+        <w:t>Följande fridlysta arter har sina livsmiljöer och växtplatser i den avverkningsanmälda skogen: plattlummer (S, §9).</w:t>
       </w:r>
     </w:p>
     <w:p>
@@ -69,7 +134,7 @@
     </w:p>
     <w:p>
       <w:r>
-        <w:t>I det avverkningsanmälda området finns 0 fyndplatser för knärot registrerade på Artportalen. Figur 2 visar gränserna för buffertzoner på 50 m, som behöver lämnas kring fyndplatserna för att knärotslokalerna inte ska försvinna vid en avverkning. Av det avverkningsanmälda området överlappar 0.12 ha med buffertzonerna och får av detta skäl inte avverkas.</w:t>
+        <w:t>I det avverkningsanmälda området finns 0 fyndplatser för knärot registrerade på Artportalen. Figur 2 visar gränserna för buffertzoner på 50 m, som behöver lämnas kring fyndplatserna för att knärotslokalerna inte ska försvinna vid en avverkning. Av det avverkningsanmälda området överlappar 0.44 ha med buffertzonerna och får av detta skäl inte avverkas.</w:t>
       </w:r>
     </w:p>
     <w:p>
@@ -80,7 +145,7 @@
         <w:drawing>
           <wp:inline xmlns:a="http://schemas.openxmlformats.org/drawingml/2006/main" xmlns:pic="http://schemas.openxmlformats.org/drawingml/2006/picture">
             <wp:extent cx="5486400" cy="5103739"/>
-            <wp:docPr id="1" name="Picture 1"/>
+            <wp:docPr id="2" name="Picture 2"/>
             <wp:cNvGraphicFramePr>
               <a:graphicFrameLocks noChangeAspect="1"/>
             </wp:cNvGraphicFramePr>
@@ -92,7 +157,7 @@
                     <pic:cNvPicPr/>
                   </pic:nvPicPr>
                   <pic:blipFill>
-                    <a:blip r:embed="rId16"/>
+                    <a:blip r:embed="rId17"/>
                     <a:stretch>
                       <a:fillRect/>
                     </a:stretch>
@@ -463,7 +528,7 @@
     <w:r>
       <w:tab/>
       <w:tab/>
-      <w:t>2025-11-04</w:t>
+      <w:t>2025-11-05</w:t>
       <w:br/>
       <w:br/>
     </w:r>

--- a/tillsyn/A 40214-2025 tillsynsbegäran.docx
+++ b/tillsyn/A 40214-2025 tillsynsbegäran.docx
@@ -528,7 +528,7 @@
     <w:r>
       <w:tab/>
       <w:tab/>
-      <w:t>2025-11-05</w:t>
+      <w:t>2025-11-06</w:t>
       <w:br/>
       <w:br/>
     </w:r>

--- a/tillsyn/A 40214-2025 tillsynsbegäran.docx
+++ b/tillsyn/A 40214-2025 tillsynsbegäran.docx
@@ -528,7 +528,7 @@
     <w:r>
       <w:tab/>
       <w:tab/>
-      <w:t>2025-11-06</w:t>
+      <w:t>2025-11-07</w:t>
       <w:br/>
       <w:br/>
     </w:r>

--- a/tillsyn/A 40214-2025 tillsynsbegäran.docx
+++ b/tillsyn/A 40214-2025 tillsynsbegäran.docx
@@ -528,7 +528,7 @@
     <w:r>
       <w:tab/>
       <w:tab/>
-      <w:t>2025-11-07</w:t>
+      <w:t>2025-11-08</w:t>
       <w:br/>
       <w:br/>
     </w:r>

--- a/tillsyn/A 40214-2025 tillsynsbegäran.docx
+++ b/tillsyn/A 40214-2025 tillsynsbegäran.docx
@@ -528,7 +528,7 @@
     <w:r>
       <w:tab/>
       <w:tab/>
-      <w:t>2025-11-08</w:t>
+      <w:t>2025-11-09</w:t>
       <w:br/>
       <w:br/>
     </w:r>

--- a/tillsyn/A 40214-2025 tillsynsbegäran.docx
+++ b/tillsyn/A 40214-2025 tillsynsbegäran.docx
@@ -528,7 +528,7 @@
     <w:r>
       <w:tab/>
       <w:tab/>
-      <w:t>2025-11-09</w:t>
+      <w:t>2025-11-10</w:t>
       <w:br/>
       <w:br/>
     </w:r>

--- a/tillsyn/A 40214-2025 tillsynsbegäran.docx
+++ b/tillsyn/A 40214-2025 tillsynsbegäran.docx
@@ -528,7 +528,7 @@
     <w:r>
       <w:tab/>
       <w:tab/>
-      <w:t>2025-11-10</w:t>
+      <w:t>2025-11-11</w:t>
       <w:br/>
       <w:br/>
     </w:r>

--- a/tillsyn/A 40214-2025 tillsynsbegäran.docx
+++ b/tillsyn/A 40214-2025 tillsynsbegäran.docx
@@ -528,7 +528,7 @@
     <w:r>
       <w:tab/>
       <w:tab/>
-      <w:t>2025-11-11</w:t>
+      <w:t>2025-11-12</w:t>
       <w:br/>
       <w:br/>
     </w:r>

--- a/tillsyn/A 40214-2025 tillsynsbegäran.docx
+++ b/tillsyn/A 40214-2025 tillsynsbegäran.docx
@@ -528,7 +528,7 @@
     <w:r>
       <w:tab/>
       <w:tab/>
-      <w:t>2025-11-12</w:t>
+      <w:t>2025-11-13</w:t>
       <w:br/>
       <w:br/>
     </w:r>

--- a/tillsyn/A 40214-2025 tillsynsbegäran.docx
+++ b/tillsyn/A 40214-2025 tillsynsbegäran.docx
@@ -528,7 +528,7 @@
     <w:r>
       <w:tab/>
       <w:tab/>
-      <w:t>2025-11-13</w:t>
+      <w:t>2025-11-14</w:t>
       <w:br/>
       <w:br/>
     </w:r>

--- a/tillsyn/A 40214-2025 tillsynsbegäran.docx
+++ b/tillsyn/A 40214-2025 tillsynsbegäran.docx
@@ -528,7 +528,7 @@
     <w:r>
       <w:tab/>
       <w:tab/>
-      <w:t>2025-11-14</w:t>
+      <w:t>2025-11-15</w:t>
       <w:br/>
       <w:br/>
     </w:r>

--- a/tillsyn/A 40214-2025 tillsynsbegäran.docx
+++ b/tillsyn/A 40214-2025 tillsynsbegäran.docx
@@ -528,7 +528,7 @@
     <w:r>
       <w:tab/>
       <w:tab/>
-      <w:t>2025-11-15</w:t>
+      <w:t>2025-11-20</w:t>
       <w:br/>
       <w:br/>
     </w:r>

--- a/tillsyn/A 40214-2025 tillsynsbegäran.docx
+++ b/tillsyn/A 40214-2025 tillsynsbegäran.docx
@@ -528,7 +528,7 @@
     <w:r>
       <w:tab/>
       <w:tab/>
-      <w:t>2025-11-20</w:t>
+      <w:t>2025-11-21</w:t>
       <w:br/>
       <w:br/>
     </w:r>

--- a/tillsyn/A 40214-2025 tillsynsbegäran.docx
+++ b/tillsyn/A 40214-2025 tillsynsbegäran.docx
@@ -528,7 +528,7 @@
     <w:r>
       <w:tab/>
       <w:tab/>
-      <w:t>2025-11-21</w:t>
+      <w:t>2025-11-22</w:t>
       <w:br/>
       <w:br/>
     </w:r>

--- a/tillsyn/A 40214-2025 tillsynsbegäran.docx
+++ b/tillsyn/A 40214-2025 tillsynsbegäran.docx
@@ -528,7 +528,7 @@
     <w:r>
       <w:tab/>
       <w:tab/>
-      <w:t>2025-11-22</w:t>
+      <w:t>2025-11-23</w:t>
       <w:br/>
       <w:br/>
     </w:r>

--- a/tillsyn/A 40214-2025 tillsynsbegäran.docx
+++ b/tillsyn/A 40214-2025 tillsynsbegäran.docx
@@ -528,7 +528,7 @@
     <w:r>
       <w:tab/>
       <w:tab/>
-      <w:t>2025-11-23</w:t>
+      <w:t>2025-11-24</w:t>
       <w:br/>
       <w:br/>
     </w:r>

--- a/tillsyn/A 40214-2025 tillsynsbegäran.docx
+++ b/tillsyn/A 40214-2025 tillsynsbegäran.docx
@@ -528,7 +528,7 @@
     <w:r>
       <w:tab/>
       <w:tab/>
-      <w:t>2025-11-24</w:t>
+      <w:t>2025-11-25</w:t>
       <w:br/>
       <w:br/>
     </w:r>

--- a/tillsyn/A 40214-2025 tillsynsbegäran.docx
+++ b/tillsyn/A 40214-2025 tillsynsbegäran.docx
@@ -528,7 +528,7 @@
     <w:r>
       <w:tab/>
       <w:tab/>
-      <w:t>2025-11-25</w:t>
+      <w:t>2025-11-26</w:t>
       <w:br/>
       <w:br/>
     </w:r>

--- a/tillsyn/A 40214-2025 tillsynsbegäran.docx
+++ b/tillsyn/A 40214-2025 tillsynsbegäran.docx
@@ -528,7 +528,7 @@
     <w:r>
       <w:tab/>
       <w:tab/>
-      <w:t>2025-11-26</w:t>
+      <w:t>2025-11-27</w:t>
       <w:br/>
       <w:br/>
     </w:r>

--- a/tillsyn/A 40214-2025 tillsynsbegäran.docx
+++ b/tillsyn/A 40214-2025 tillsynsbegäran.docx
@@ -528,7 +528,7 @@
     <w:r>
       <w:tab/>
       <w:tab/>
-      <w:t>2025-11-27</w:t>
+      <w:t>2025-11-28</w:t>
       <w:br/>
       <w:br/>
     </w:r>

--- a/tillsyn/A 40214-2025 tillsynsbegäran.docx
+++ b/tillsyn/A 40214-2025 tillsynsbegäran.docx
@@ -528,7 +528,7 @@
     <w:r>
       <w:tab/>
       <w:tab/>
-      <w:t>2025-11-28</w:t>
+      <w:t>2025-11-29</w:t>
       <w:br/>
       <w:br/>
     </w:r>

--- a/tillsyn/A 40214-2025 tillsynsbegäran.docx
+++ b/tillsyn/A 40214-2025 tillsynsbegäran.docx
@@ -528,7 +528,7 @@
     <w:r>
       <w:tab/>
       <w:tab/>
-      <w:t>2025-11-29</w:t>
+      <w:t>2025-11-30</w:t>
       <w:br/>
       <w:br/>
     </w:r>

--- a/tillsyn/A 40214-2025 tillsynsbegäran.docx
+++ b/tillsyn/A 40214-2025 tillsynsbegäran.docx
@@ -528,7 +528,7 @@
     <w:r>
       <w:tab/>
       <w:tab/>
-      <w:t>2025-11-30</w:t>
+      <w:t>2025-12-01</w:t>
       <w:br/>
       <w:br/>
     </w:r>

--- a/tillsyn/A 40214-2025 tillsynsbegäran.docx
+++ b/tillsyn/A 40214-2025 tillsynsbegäran.docx
@@ -528,7 +528,7 @@
     <w:r>
       <w:tab/>
       <w:tab/>
-      <w:t>2025-12-01</w:t>
+      <w:t>2025-12-02</w:t>
       <w:br/>
       <w:br/>
     </w:r>

--- a/tillsyn/A 40214-2025 tillsynsbegäran.docx
+++ b/tillsyn/A 40214-2025 tillsynsbegäran.docx
@@ -528,7 +528,7 @@
     <w:r>
       <w:tab/>
       <w:tab/>
-      <w:t>2025-12-02</w:t>
+      <w:t>2025-12-03</w:t>
       <w:br/>
       <w:br/>
     </w:r>

--- a/tillsyn/A 40214-2025 tillsynsbegäran.docx
+++ b/tillsyn/A 40214-2025 tillsynsbegäran.docx
@@ -528,7 +528,7 @@
     <w:r>
       <w:tab/>
       <w:tab/>
-      <w:t>2025-12-03</w:t>
+      <w:t>2025-12-04</w:t>
       <w:br/>
       <w:br/>
     </w:r>

--- a/tillsyn/A 40214-2025 tillsynsbegäran.docx
+++ b/tillsyn/A 40214-2025 tillsynsbegäran.docx
@@ -528,7 +528,7 @@
     <w:r>
       <w:tab/>
       <w:tab/>
-      <w:t>2025-12-04</w:t>
+      <w:t>2025-12-05</w:t>
       <w:br/>
       <w:br/>
     </w:r>

--- a/tillsyn/A 40214-2025 tillsynsbegäran.docx
+++ b/tillsyn/A 40214-2025 tillsynsbegäran.docx
@@ -528,7 +528,7 @@
     <w:r>
       <w:tab/>
       <w:tab/>
-      <w:t>2025-12-05</w:t>
+      <w:t>2025-12-06</w:t>
       <w:br/>
       <w:br/>
     </w:r>

--- a/tillsyn/A 40214-2025 tillsynsbegäran.docx
+++ b/tillsyn/A 40214-2025 tillsynsbegäran.docx
@@ -528,7 +528,7 @@
     <w:r>
       <w:tab/>
       <w:tab/>
-      <w:t>2025-12-06</w:t>
+      <w:t>2025-12-07</w:t>
       <w:br/>
       <w:br/>
     </w:r>

--- a/tillsyn/A 40214-2025 tillsynsbegäran.docx
+++ b/tillsyn/A 40214-2025 tillsynsbegäran.docx
@@ -528,7 +528,7 @@
     <w:r>
       <w:tab/>
       <w:tab/>
-      <w:t>2025-12-07</w:t>
+      <w:t>2025-12-08</w:t>
       <w:br/>
       <w:br/>
     </w:r>

--- a/tillsyn/A 40214-2025 tillsynsbegäran.docx
+++ b/tillsyn/A 40214-2025 tillsynsbegäran.docx
@@ -528,7 +528,7 @@
     <w:r>
       <w:tab/>
       <w:tab/>
-      <w:t>2025-12-08</w:t>
+      <w:t>2025-12-09</w:t>
       <w:br/>
       <w:br/>
     </w:r>

--- a/tillsyn/A 40214-2025 tillsynsbegäran.docx
+++ b/tillsyn/A 40214-2025 tillsynsbegäran.docx
@@ -528,7 +528,7 @@
     <w:r>
       <w:tab/>
       <w:tab/>
-      <w:t>2025-12-09</w:t>
+      <w:t>2025-12-10</w:t>
       <w:br/>
       <w:br/>
     </w:r>

--- a/tillsyn/A 40214-2025 tillsynsbegäran.docx
+++ b/tillsyn/A 40214-2025 tillsynsbegäran.docx
@@ -528,7 +528,7 @@
     <w:r>
       <w:tab/>
       <w:tab/>
-      <w:t>2025-12-10</w:t>
+      <w:t>2025-12-11</w:t>
       <w:br/>
       <w:br/>
     </w:r>

--- a/tillsyn/A 40214-2025 tillsynsbegäran.docx
+++ b/tillsyn/A 40214-2025 tillsynsbegäran.docx
@@ -528,7 +528,7 @@
     <w:r>
       <w:tab/>
       <w:tab/>
-      <w:t>2025-12-11</w:t>
+      <w:t>2025-12-12</w:t>
       <w:br/>
       <w:br/>
     </w:r>

--- a/tillsyn/A 40214-2025 tillsynsbegäran.docx
+++ b/tillsyn/A 40214-2025 tillsynsbegäran.docx
@@ -528,7 +528,7 @@
     <w:r>
       <w:tab/>
       <w:tab/>
-      <w:t>2025-12-12</w:t>
+      <w:t>2025-12-13</w:t>
       <w:br/>
       <w:br/>
     </w:r>

--- a/tillsyn/A 40214-2025 tillsynsbegäran.docx
+++ b/tillsyn/A 40214-2025 tillsynsbegäran.docx
@@ -528,7 +528,7 @@
     <w:r>
       <w:tab/>
       <w:tab/>
-      <w:t>2025-12-19</w:t>
+      <w:t>2025-12-20</w:t>
       <w:br/>
       <w:br/>
     </w:r>

--- a/tillsyn/A 40214-2025 tillsynsbegäran.docx
+++ b/tillsyn/A 40214-2025 tillsynsbegäran.docx
@@ -528,7 +528,7 @@
     <w:r>
       <w:tab/>
       <w:tab/>
-      <w:t>2025-12-20</w:t>
+      <w:t>2025-12-21</w:t>
       <w:br/>
       <w:br/>
     </w:r>

--- a/tillsyn/A 40214-2025 tillsynsbegäran.docx
+++ b/tillsyn/A 40214-2025 tillsynsbegäran.docx
@@ -528,7 +528,7 @@
     <w:r>
       <w:tab/>
       <w:tab/>
-      <w:t>2025-12-21</w:t>
+      <w:t>2025-12-22</w:t>
       <w:br/>
       <w:br/>
     </w:r>

--- a/tillsyn/A 40214-2025 tillsynsbegäran.docx
+++ b/tillsyn/A 40214-2025 tillsynsbegäran.docx
@@ -528,7 +528,7 @@
     <w:r>
       <w:tab/>
       <w:tab/>
-      <w:t>2025-12-22</w:t>
+      <w:t>2025-12-26</w:t>
       <w:br/>
       <w:br/>
     </w:r>

--- a/tillsyn/A 40214-2025 tillsynsbegäran.docx
+++ b/tillsyn/A 40214-2025 tillsynsbegäran.docx
@@ -528,7 +528,7 @@
     <w:r>
       <w:tab/>
       <w:tab/>
-      <w:t>2026-01-03</w:t>
+      <w:t>2026-01-04</w:t>
       <w:br/>
       <w:br/>
     </w:r>

--- a/tillsyn/A 40214-2025 tillsynsbegäran.docx
+++ b/tillsyn/A 40214-2025 tillsynsbegäran.docx
@@ -528,7 +528,7 @@
     <w:r>
       <w:tab/>
       <w:tab/>
-      <w:t>2026-01-07</w:t>
+      <w:t>2026-01-08</w:t>
       <w:br/>
       <w:br/>
     </w:r>

--- a/tillsyn/A 40214-2025 tillsynsbegäran.docx
+++ b/tillsyn/A 40214-2025 tillsynsbegäran.docx
@@ -528,7 +528,7 @@
     <w:r>
       <w:tab/>
       <w:tab/>
-      <w:t>2026-01-08</w:t>
+      <w:t>2026-01-09</w:t>
       <w:br/>
       <w:br/>
     </w:r>

--- a/tillsyn/A 40214-2025 tillsynsbegäran.docx
+++ b/tillsyn/A 40214-2025 tillsynsbegäran.docx
@@ -528,7 +528,7 @@
     <w:r>
       <w:tab/>
       <w:tab/>
-      <w:t>2026-01-09</w:t>
+      <w:t>2026-01-10</w:t>
       <w:br/>
       <w:br/>
     </w:r>

--- a/tillsyn/A 40214-2025 tillsynsbegäran.docx
+++ b/tillsyn/A 40214-2025 tillsynsbegäran.docx
@@ -528,7 +528,7 @@
     <w:r>
       <w:tab/>
       <w:tab/>
-      <w:t>2026-01-10</w:t>
+      <w:t>2026-01-11</w:t>
       <w:br/>
       <w:br/>
     </w:r>

--- a/tillsyn/A 40214-2025 tillsynsbegäran.docx
+++ b/tillsyn/A 40214-2025 tillsynsbegäran.docx
@@ -528,7 +528,7 @@
     <w:r>
       <w:tab/>
       <w:tab/>
-      <w:t>2026-01-11</w:t>
+      <w:t>2026-01-12</w:t>
       <w:br/>
       <w:br/>
     </w:r>

--- a/tillsyn/A 40214-2025 tillsynsbegäran.docx
+++ b/tillsyn/A 40214-2025 tillsynsbegäran.docx
@@ -528,7 +528,7 @@
     <w:r>
       <w:tab/>
       <w:tab/>
-      <w:t>2026-01-12</w:t>
+      <w:t>2026-01-13</w:t>
       <w:br/>
       <w:br/>
     </w:r>

--- a/tillsyn/A 40214-2025 tillsynsbegäran.docx
+++ b/tillsyn/A 40214-2025 tillsynsbegäran.docx
@@ -528,7 +528,7 @@
     <w:r>
       <w:tab/>
       <w:tab/>
-      <w:t>2026-01-13</w:t>
+      <w:t>2026-01-14</w:t>
       <w:br/>
       <w:br/>
     </w:r>

--- a/tillsyn/A 40214-2025 tillsynsbegäran.docx
+++ b/tillsyn/A 40214-2025 tillsynsbegäran.docx
@@ -528,7 +528,7 @@
     <w:r>
       <w:tab/>
       <w:tab/>
-      <w:t>2026-01-14</w:t>
+      <w:t>2026-01-15</w:t>
       <w:br/>
       <w:br/>
     </w:r>

--- a/tillsyn/A 40214-2025 tillsynsbegäran.docx
+++ b/tillsyn/A 40214-2025 tillsynsbegäran.docx
@@ -528,7 +528,7 @@
     <w:r>
       <w:tab/>
       <w:tab/>
-      <w:t>2026-01-15</w:t>
+      <w:t>2026-01-16</w:t>
       <w:br/>
       <w:br/>
     </w:r>

--- a/tillsyn/A 40214-2025 tillsynsbegäran.docx
+++ b/tillsyn/A 40214-2025 tillsynsbegäran.docx
@@ -528,7 +528,7 @@
     <w:r>
       <w:tab/>
       <w:tab/>
-      <w:t>2026-01-16</w:t>
+      <w:t>2026-01-17</w:t>
       <w:br/>
       <w:br/>
     </w:r>

--- a/tillsyn/A 40214-2025 tillsynsbegäran.docx
+++ b/tillsyn/A 40214-2025 tillsynsbegäran.docx
@@ -528,7 +528,7 @@
     <w:r>
       <w:tab/>
       <w:tab/>
-      <w:t>2026-01-17</w:t>
+      <w:t>2026-01-18</w:t>
       <w:br/>
       <w:br/>
     </w:r>

--- a/tillsyn/A 40214-2025 tillsynsbegäran.docx
+++ b/tillsyn/A 40214-2025 tillsynsbegäran.docx
@@ -528,7 +528,7 @@
     <w:r>
       <w:tab/>
       <w:tab/>
-      <w:t>2026-01-18</w:t>
+      <w:t>2026-01-19</w:t>
       <w:br/>
       <w:br/>
     </w:r>

--- a/tillsyn/A 40214-2025 tillsynsbegäran.docx
+++ b/tillsyn/A 40214-2025 tillsynsbegäran.docx
@@ -528,7 +528,7 @@
     <w:r>
       <w:tab/>
       <w:tab/>
-      <w:t>2026-01-19</w:t>
+      <w:t>2026-01-20</w:t>
       <w:br/>
       <w:br/>
     </w:r>

--- a/tillsyn/A 40214-2025 tillsynsbegäran.docx
+++ b/tillsyn/A 40214-2025 tillsynsbegäran.docx
@@ -528,7 +528,7 @@
     <w:r>
       <w:tab/>
       <w:tab/>
-      <w:t>2026-01-20</w:t>
+      <w:t>2026-01-21</w:t>
       <w:br/>
       <w:br/>
     </w:r>

--- a/tillsyn/A 40214-2025 tillsynsbegäran.docx
+++ b/tillsyn/A 40214-2025 tillsynsbegäran.docx
@@ -528,7 +528,7 @@
     <w:r>
       <w:tab/>
       <w:tab/>
-      <w:t>2026-01-21</w:t>
+      <w:t>2026-01-23</w:t>
       <w:br/>
       <w:br/>
     </w:r>

--- a/tillsyn/A 40214-2025 tillsynsbegäran.docx
+++ b/tillsyn/A 40214-2025 tillsynsbegäran.docx
@@ -528,7 +528,7 @@
     <w:r>
       <w:tab/>
       <w:tab/>
-      <w:t>2026-01-23</w:t>
+      <w:t>2026-01-24</w:t>
       <w:br/>
       <w:br/>
     </w:r>

--- a/tillsyn/A 40214-2025 tillsynsbegäran.docx
+++ b/tillsyn/A 40214-2025 tillsynsbegäran.docx
@@ -528,7 +528,7 @@
     <w:r>
       <w:tab/>
       <w:tab/>
-      <w:t>2026-01-24</w:t>
+      <w:t>2026-01-25</w:t>
       <w:br/>
       <w:br/>
     </w:r>

--- a/tillsyn/A 40214-2025 tillsynsbegäran.docx
+++ b/tillsyn/A 40214-2025 tillsynsbegäran.docx
@@ -528,7 +528,7 @@
     <w:r>
       <w:tab/>
       <w:tab/>
-      <w:t>2026-01-25</w:t>
+      <w:t>2026-01-26</w:t>
       <w:br/>
       <w:br/>
     </w:r>

--- a/tillsyn/A 40214-2025 tillsynsbegäran.docx
+++ b/tillsyn/A 40214-2025 tillsynsbegäran.docx
@@ -528,7 +528,7 @@
     <w:r>
       <w:tab/>
       <w:tab/>
-      <w:t>2026-01-26</w:t>
+      <w:t>2026-01-27</w:t>
       <w:br/>
       <w:br/>
     </w:r>

--- a/tillsyn/A 40214-2025 tillsynsbegäran.docx
+++ b/tillsyn/A 40214-2025 tillsynsbegäran.docx
@@ -528,7 +528,7 @@
     <w:r>
       <w:tab/>
       <w:tab/>
-      <w:t>2026-01-27</w:t>
+      <w:t>2026-01-28</w:t>
       <w:br/>
       <w:br/>
     </w:r>

--- a/tillsyn/A 40214-2025 tillsynsbegäran.docx
+++ b/tillsyn/A 40214-2025 tillsynsbegäran.docx
@@ -593,7 +593,7 @@
     <w:r>
       <w:tab/>
       <w:tab/>
-      <w:t>2026-02-22</w:t>
+      <w:t>2026-02-23</w:t>
       <w:br/>
       <w:br/>
     </w:r>

--- a/tillsyn/A 40214-2025 tillsynsbegäran.docx
+++ b/tillsyn/A 40214-2025 tillsynsbegäran.docx
@@ -593,7 +593,7 @@
     <w:r>
       <w:tab/>
       <w:tab/>
-      <w:t>2026-02-23</w:t>
+      <w:t>2026-02-24</w:t>
       <w:br/>
       <w:br/>
     </w:r>

--- a/tillsyn/A 40214-2025 tillsynsbegäran.docx
+++ b/tillsyn/A 40214-2025 tillsynsbegäran.docx
@@ -593,7 +593,7 @@
     <w:r>
       <w:tab/>
       <w:tab/>
-      <w:t>2026-02-24</w:t>
+      <w:t>2026-02-25</w:t>
       <w:br/>
       <w:br/>
     </w:r>

--- a/tillsyn/A 40214-2025 tillsynsbegäran.docx
+++ b/tillsyn/A 40214-2025 tillsynsbegäran.docx
@@ -593,7 +593,7 @@
     <w:r>
       <w:tab/>
       <w:tab/>
-      <w:t>2026-02-25</w:t>
+      <w:t>2026-02-26</w:t>
       <w:br/>
       <w:br/>
     </w:r>

--- a/tillsyn/A 40214-2025 tillsynsbegäran.docx
+++ b/tillsyn/A 40214-2025 tillsynsbegäran.docx
@@ -593,7 +593,7 @@
     <w:r>
       <w:tab/>
       <w:tab/>
-      <w:t>2026-02-26</w:t>
+      <w:t>2026-02-28</w:t>
       <w:br/>
       <w:br/>
     </w:r>

--- a/tillsyn/A 40214-2025 tillsynsbegäran.docx
+++ b/tillsyn/A 40214-2025 tillsynsbegäran.docx
@@ -593,7 +593,7 @@
     <w:r>
       <w:tab/>
       <w:tab/>
-      <w:t>2026-02-28</w:t>
+      <w:t>2026-03-01</w:t>
       <w:br/>
       <w:br/>
     </w:r>

--- a/tillsyn/A 40214-2025 tillsynsbegäran.docx
+++ b/tillsyn/A 40214-2025 tillsynsbegäran.docx
@@ -593,7 +593,7 @@
     <w:r>
       <w:tab/>
       <w:tab/>
-      <w:t>2026-03-01</w:t>
+      <w:t>2026-03-02</w:t>
       <w:br/>
       <w:br/>
     </w:r>

--- a/tillsyn/A 40214-2025 tillsynsbegäran.docx
+++ b/tillsyn/A 40214-2025 tillsynsbegäran.docx
@@ -593,7 +593,7 @@
     <w:r>
       <w:tab/>
       <w:tab/>
-      <w:t>2026-03-02</w:t>
+      <w:t>2026-03-03</w:t>
       <w:br/>
       <w:br/>
     </w:r>

--- a/tillsyn/A 40214-2025 tillsynsbegäran.docx
+++ b/tillsyn/A 40214-2025 tillsynsbegäran.docx
@@ -593,7 +593,7 @@
     <w:r>
       <w:tab/>
       <w:tab/>
-      <w:t>2026-03-03</w:t>
+      <w:t>2026-03-04</w:t>
       <w:br/>
       <w:br/>
     </w:r>

--- a/tillsyn/A 40214-2025 tillsynsbegäran.docx
+++ b/tillsyn/A 40214-2025 tillsynsbegäran.docx
@@ -593,7 +593,7 @@
     <w:r>
       <w:tab/>
       <w:tab/>
-      <w:t>2026-03-04</w:t>
+      <w:t>2026-03-05</w:t>
       <w:br/>
       <w:br/>
     </w:r>

--- a/tillsyn/A 40214-2025 tillsynsbegäran.docx
+++ b/tillsyn/A 40214-2025 tillsynsbegäran.docx
@@ -593,7 +593,7 @@
     <w:r>
       <w:tab/>
       <w:tab/>
-      <w:t>2026-03-05</w:t>
+      <w:t>2026-03-06</w:t>
       <w:br/>
       <w:br/>
     </w:r>

--- a/tillsyn/A 40214-2025 tillsynsbegäran.docx
+++ b/tillsyn/A 40214-2025 tillsynsbegäran.docx
@@ -593,7 +593,7 @@
     <w:r>
       <w:tab/>
       <w:tab/>
-      <w:t>2026-03-06</w:t>
+      <w:t>2026-03-07</w:t>
       <w:br/>
       <w:br/>
     </w:r>
